--- a/docs/lista_louvores/Textos_Louvores/QUEM NOS SEPARARÁ.docx
+++ b/docs/lista_louvores/Textos_Louvores/QUEM NOS SEPARARÁ.docx
@@ -4,18 +4,9 @@
   <w:body>
     <w:p>
       <w:pPr>
-        <w:rPr>
-          <w:sz w:val="28"/>
-          <w:szCs w:val="28"/>
-          <w:u w:val="single"/>
-        </w:rPr>
+        <w:pStyle w:val="Ttulo1"/>
       </w:pPr>
       <w:r>
-        <w:rPr>
-          <w:sz w:val="28"/>
-          <w:szCs w:val="28"/>
-          <w:u w:val="single"/>
-        </w:rPr>
         <w:t>QUEM NOS SEPARARÁ</w:t>
       </w:r>
     </w:p>
@@ -215,17 +206,6 @@
         <w:t>Nosso Senhor!</w:t>
       </w:r>
     </w:p>
-    <w:p>
-      <w:pPr>
-        <w:spacing w:before="120"/>
-        <w:rPr>
-          <w:sz w:val="28"/>
-          <w:szCs w:val="28"/>
-          <w:u w:val="single"/>
-        </w:rPr>
-      </w:pPr>
-    </w:p>
-    <w:p/>
     <w:sectPr>
       <w:pgSz w:w="11906" w:h="16838"/>
       <w:pgMar w:top="1417" w:right="1701" w:bottom="1417" w:left="1701" w:header="708" w:footer="708" w:gutter="0"/>
